--- a/testakten/arbeitszeugnis-analyse-bluehendes-leben/01-sachverhalt-und-offene-punkte.docx
+++ b/testakten/arbeitszeugnis-analyse-bluehendes-leben/01-sachverhalt-und-offene-punkte.docx
@@ -2,184 +2,435 @@
 <file path=word/document.xml><?xml version="1.0" encoding="utf-8"?>
 <w:document xmlns:wpc="http://schemas.microsoft.com/office/word/2010/wordprocessingCanvas" xmlns:mo="http://schemas.microsoft.com/office/mac/office/2008/main" xmlns:mc="http://schemas.openxmlformats.org/markup-compatibility/2006" xmlns:mv="urn:schemas-microsoft-com:mac:vml" xmlns:o="urn:schemas-microsoft-com:office:office" xmlns:r="http://schemas.openxmlformats.org/officeDocument/2006/relationships" xmlns:m="http://schemas.openxmlformats.org/officeDocument/2006/math" xmlns:v="urn:schemas-microsoft-com:vml" xmlns:wp14="http://schemas.microsoft.com/office/word/2010/wordprocessingDrawing" xmlns:wp="http://schemas.openxmlformats.org/drawingml/2006/wordprocessingDrawing" xmlns:w10="urn:schemas-microsoft-com:office:word" xmlns:w="http://schemas.openxmlformats.org/wordprocessingml/2006/main" xmlns:w14="http://schemas.microsoft.com/office/word/2010/wordml" xmlns:wpg="http://schemas.microsoft.com/office/word/2010/wordprocessingGroup" xmlns:wpi="http://schemas.microsoft.com/office/word/2010/wordprocessingInk" xmlns:wne="http://schemas.microsoft.com/office/word/2006/wordml" xmlns:wps="http://schemas.microsoft.com/office/word/2010/wordprocessingShape" mc:Ignorable="w14 wp14">
   <w:body>
+    <w:tbl>
+      <w:tblPr>
+        <w:tblW w:type="auto" w:w="0"/>
+        <w:jc w:val="center"/>
+        <w:tblLayout w:type="fixed"/>
+        <w:tblLook w:firstColumn="1" w:firstRow="1" w:lastColumn="0" w:lastRow="0" w:noHBand="0" w:noVBand="1" w:val="04A0"/>
+      </w:tblPr>
+      <w:tblGrid>
+        <w:gridCol w:w="5556"/>
+        <w:gridCol w:w="3515"/>
+      </w:tblGrid>
+      <w:tr>
+        <w:tc>
+          <w:tcPr>
+            <w:tcW w:type="dxa" w:w="5556"/>
+            <w:vAlign w:val="center"/>
+            <w:tcMar>
+              <w:top w:w="70" w:type="dxa"/>
+              <w:left w:w="70" w:type="dxa"/>
+              <w:bottom w:w="70" w:type="dxa"/>
+              <w:right w:w="70" w:type="dxa"/>
+            </w:tcMar>
+          </w:tcPr>
+          <w:p>
+            <w:pPr>
+              <w:spacing w:after="0"/>
+            </w:pPr>
+            <w:r>
+              <w:rPr>
+                <w:rFonts w:ascii="Arial" w:hAnsi="Arial"/>
+                <w:b/>
+                <w:color w:val="24364B"/>
+                <w:sz w:val="30"/>
+              </w:rPr>
+              <w:t>ALBERS &amp; FENNEKER RECHTSANWÄLTE</w:t>
+            </w:r>
+          </w:p>
+        </w:tc>
+        <w:tc>
+          <w:tcPr>
+            <w:tcW w:type="dxa" w:w="3515"/>
+            <w:vAlign w:val="center"/>
+            <w:tcMar>
+              <w:top w:w="70" w:type="dxa"/>
+              <w:left w:w="70" w:type="dxa"/>
+              <w:bottom w:w="70" w:type="dxa"/>
+              <w:right w:w="70" w:type="dxa"/>
+            </w:tcMar>
+          </w:tcPr>
+          <w:p>
+            <w:pPr>
+              <w:spacing w:after="0"/>
+              <w:jc w:val="right"/>
+            </w:pPr>
+            <w:r>
+              <w:rPr>
+                <w:rFonts w:ascii="Arial" w:hAnsi="Arial"/>
+                <w:sz w:val="16"/>
+              </w:rPr>
+              <w:t>Prinzipalmarkt 14 · 48143 Münster</w:t>
+              <w:br/>
+              <w:t>Telefon 0251 480 91-0</w:t>
+              <w:br/>
+              <w:t>kanzlei@albers-fenneker.de</w:t>
+            </w:r>
+          </w:p>
+        </w:tc>
+      </w:tr>
+    </w:tbl>
+    <w:p>
+      <w:pPr>
+        <w:spacing w:after="40"/>
+      </w:pPr>
+    </w:p>
+    <w:tbl>
+      <w:tblPr>
+        <w:tblW w:type="auto" w:w="0"/>
+        <w:jc w:val="left"/>
+        <w:tblLayout w:type="fixed"/>
+        <w:tblLook w:firstColumn="1" w:firstRow="1" w:lastColumn="0" w:lastRow="0" w:noHBand="0" w:noVBand="1" w:val="04A0"/>
+      </w:tblPr>
+      <w:tblGrid>
+        <w:gridCol w:w="2041"/>
+        <w:gridCol w:w="6973"/>
+      </w:tblGrid>
+      <w:tr>
+        <w:tc>
+          <w:tcPr>
+            <w:tcW w:type="dxa" w:w="2041"/>
+            <w:shd w:fill="E9EEF2"/>
+            <w:tcMar>
+              <w:top w:w="90" w:type="dxa"/>
+              <w:left w:w="90" w:type="dxa"/>
+              <w:bottom w:w="90" w:type="dxa"/>
+              <w:right w:w="90" w:type="dxa"/>
+            </w:tcMar>
+            <w:vAlign w:val="center"/>
+          </w:tcPr>
+          <w:p>
+            <w:r>
+              <w:rPr>
+                <w:rFonts w:ascii="Arial" w:hAnsi="Arial"/>
+                <w:b/>
+                <w:sz w:val="18"/>
+              </w:rPr>
+              <w:t>Mandantin</w:t>
+            </w:r>
+          </w:p>
+        </w:tc>
+        <w:tc>
+          <w:tcPr>
+            <w:tcW w:type="dxa" w:w="6973"/>
+            <w:tcMar>
+              <w:top w:w="90" w:type="dxa"/>
+              <w:left w:w="90" w:type="dxa"/>
+              <w:bottom w:w="90" w:type="dxa"/>
+              <w:right w:w="90" w:type="dxa"/>
+            </w:tcMar>
+            <w:vAlign w:val="center"/>
+          </w:tcPr>
+          <w:p>
+            <w:r>
+              <w:rPr>
+                <w:rFonts w:ascii="Arial" w:hAnsi="Arial"/>
+                <w:sz w:val="18"/>
+              </w:rPr>
+              <w:t>Wiebke Hagedorn, Rosenweg 18, 48157 Münster</w:t>
+            </w:r>
+          </w:p>
+        </w:tc>
+      </w:tr>
+      <w:tr>
+        <w:tc>
+          <w:tcPr>
+            <w:tcW w:type="dxa" w:w="2041"/>
+            <w:shd w:fill="E9EEF2"/>
+            <w:tcMar>
+              <w:top w:w="90" w:type="dxa"/>
+              <w:left w:w="90" w:type="dxa"/>
+              <w:bottom w:w="90" w:type="dxa"/>
+              <w:right w:w="90" w:type="dxa"/>
+            </w:tcMar>
+            <w:vAlign w:val="center"/>
+          </w:tcPr>
+          <w:p>
+            <w:r>
+              <w:rPr>
+                <w:rFonts w:ascii="Arial" w:hAnsi="Arial"/>
+                <w:b/>
+                <w:sz w:val="18"/>
+              </w:rPr>
+              <w:t>Gegenseite</w:t>
+            </w:r>
+          </w:p>
+        </w:tc>
+        <w:tc>
+          <w:tcPr>
+            <w:tcW w:type="dxa" w:w="6973"/>
+            <w:tcMar>
+              <w:top w:w="90" w:type="dxa"/>
+              <w:left w:w="90" w:type="dxa"/>
+              <w:bottom w:w="90" w:type="dxa"/>
+              <w:right w:w="90" w:type="dxa"/>
+            </w:tcMar>
+            <w:vAlign w:val="center"/>
+          </w:tcPr>
+          <w:p>
+            <w:r>
+              <w:rPr>
+                <w:rFonts w:ascii="Arial" w:hAnsi="Arial"/>
+                <w:sz w:val="18"/>
+              </w:rPr>
+              <w:t>Gartenbau Blühendes Leben GmbH, Wolbecker Straße 418, 48157 Münster</w:t>
+            </w:r>
+          </w:p>
+        </w:tc>
+      </w:tr>
+      <w:tr>
+        <w:tc>
+          <w:tcPr>
+            <w:tcW w:type="dxa" w:w="2041"/>
+            <w:shd w:fill="E9EEF2"/>
+            <w:tcMar>
+              <w:top w:w="90" w:type="dxa"/>
+              <w:left w:w="90" w:type="dxa"/>
+              <w:bottom w:w="90" w:type="dxa"/>
+              <w:right w:w="90" w:type="dxa"/>
+            </w:tcMar>
+            <w:vAlign w:val="center"/>
+          </w:tcPr>
+          <w:p>
+            <w:r>
+              <w:rPr>
+                <w:rFonts w:ascii="Arial" w:hAnsi="Arial"/>
+                <w:b/>
+                <w:sz w:val="18"/>
+              </w:rPr>
+              <w:t>Unser Zeichen</w:t>
+            </w:r>
+          </w:p>
+        </w:tc>
+        <w:tc>
+          <w:tcPr>
+            <w:tcW w:type="dxa" w:w="6973"/>
+            <w:tcMar>
+              <w:top w:w="90" w:type="dxa"/>
+              <w:left w:w="90" w:type="dxa"/>
+              <w:bottom w:w="90" w:type="dxa"/>
+              <w:right w:w="90" w:type="dxa"/>
+            </w:tcMar>
+            <w:vAlign w:val="center"/>
+          </w:tcPr>
+          <w:p>
+            <w:r>
+              <w:rPr>
+                <w:rFonts w:ascii="Arial" w:hAnsi="Arial"/>
+                <w:sz w:val="18"/>
+              </w:rPr>
+              <w:t>26-0618-A / gh</w:t>
+            </w:r>
+          </w:p>
+        </w:tc>
+      </w:tr>
+      <w:tr>
+        <w:tc>
+          <w:tcPr>
+            <w:tcW w:type="dxa" w:w="2041"/>
+            <w:shd w:fill="E9EEF2"/>
+            <w:tcMar>
+              <w:top w:w="90" w:type="dxa"/>
+              <w:left w:w="90" w:type="dxa"/>
+              <w:bottom w:w="90" w:type="dxa"/>
+              <w:right w:w="90" w:type="dxa"/>
+            </w:tcMar>
+            <w:vAlign w:val="center"/>
+          </w:tcPr>
+          <w:p>
+            <w:r>
+              <w:rPr>
+                <w:rFonts w:ascii="Arial" w:hAnsi="Arial"/>
+                <w:b/>
+                <w:sz w:val="18"/>
+              </w:rPr>
+              <w:t>Datum</w:t>
+            </w:r>
+          </w:p>
+        </w:tc>
+        <w:tc>
+          <w:tcPr>
+            <w:tcW w:type="dxa" w:w="6973"/>
+            <w:tcMar>
+              <w:top w:w="90" w:type="dxa"/>
+              <w:left w:w="90" w:type="dxa"/>
+              <w:bottom w:w="90" w:type="dxa"/>
+              <w:right w:w="90" w:type="dxa"/>
+            </w:tcMar>
+            <w:vAlign w:val="center"/>
+          </w:tcPr>
+          <w:p>
+            <w:r>
+              <w:rPr>
+                <w:rFonts w:ascii="Arial" w:hAnsi="Arial"/>
+                <w:sz w:val="18"/>
+              </w:rPr>
+              <w:t>4. Juni 2026</w:t>
+            </w:r>
+          </w:p>
+        </w:tc>
+      </w:tr>
+      <w:tr>
+        <w:tc>
+          <w:tcPr>
+            <w:tcW w:type="dxa" w:w="2041"/>
+            <w:shd w:fill="E9EEF2"/>
+            <w:tcMar>
+              <w:top w:w="90" w:type="dxa"/>
+              <w:left w:w="90" w:type="dxa"/>
+              <w:bottom w:w="90" w:type="dxa"/>
+              <w:right w:w="90" w:type="dxa"/>
+            </w:tcMar>
+            <w:vAlign w:val="center"/>
+          </w:tcPr>
+          <w:p>
+            <w:r>
+              <w:rPr>
+                <w:rFonts w:ascii="Arial" w:hAnsi="Arial"/>
+                <w:b/>
+                <w:sz w:val="18"/>
+              </w:rPr>
+              <w:t>Bearbeiterin</w:t>
+            </w:r>
+          </w:p>
+        </w:tc>
+        <w:tc>
+          <w:tcPr>
+            <w:tcW w:type="dxa" w:w="6973"/>
+            <w:tcMar>
+              <w:top w:w="90" w:type="dxa"/>
+              <w:left w:w="90" w:type="dxa"/>
+              <w:bottom w:w="90" w:type="dxa"/>
+              <w:right w:w="90" w:type="dxa"/>
+            </w:tcMar>
+            <w:vAlign w:val="center"/>
+          </w:tcPr>
+          <w:p>
+            <w:r>
+              <w:rPr>
+                <w:rFonts w:ascii="Arial" w:hAnsi="Arial"/>
+                <w:sz w:val="18"/>
+              </w:rPr>
+              <w:t>Rechtsanwältin Meike Albers</w:t>
+            </w:r>
+          </w:p>
+        </w:tc>
+      </w:tr>
+    </w:tbl>
+    <w:p>
+      <w:pPr>
+        <w:spacing w:after="20"/>
+      </w:pPr>
+    </w:p>
+    <w:p>
+      <w:pPr>
+        <w:pStyle w:val="Title"/>
+      </w:pPr>
+      <w:r>
+        <w:t>Mandatsaufnahme und Sachverhalt</w:t>
+      </w:r>
+    </w:p>
     <w:p>
       <w:pPr>
         <w:pStyle w:val="Heading1"/>
       </w:pPr>
       <w:r>
-        <w:rPr>
-          <w:rFonts w:ascii="Times New Roman" w:hAnsi="Times New Roman"/>
-        </w:rPr>
-        <w:t>Sachverhalt und Aktenstand</w:t>
+        <w:t>1. Anlass des Mandats</w:t>
+      </w:r>
+    </w:p>
+    <w:p>
+      <w:r>
+        <w:t>Frau Wiebke Hagedorn erschien am 4. Juni 2026 um 09:10 Uhr mit dem am 2. Juni ausgehändigten Zwischenzeugnis, zwei Jahresgesprächsbögen und Ausdrucken aus ihrem privaten E-Mail-Postfach. Sie ist seit dem 1. August 2016 als Floristin beschäftigt und seit März 2020 stellvertretende Filialleiterin. Nach ihrer Elternzeit vom 15. September 2024 bis 31. Mai 2026 kehrte sie am 1. Juni in die Filiale Münster-Ost zurück.</w:t>
+      </w:r>
+    </w:p>
+    <w:p>
+      <w:r>
+        <w:t>Am 18. Mai hatte sie wegen der Rückkehr und einer parallel laufenden Bewerbung um ein Regionalleiter-Traineeprogramm ein qualifiziertes Zwischenzeugnis verlangt. Der Personalentwurf vom 26. Mai enthielt nach ihrer Erinnerung Aufgaben zur Teamkoordination, Ausbildung und Reklamationsbearbeitung. Die am 2. Juni übergebene Fassung trägt das Datum 29. Mai und ist nur von der Personalassistentin Paula Kruse unterschrieben.</w:t>
       </w:r>
     </w:p>
     <w:p>
       <w:pPr>
-        <w:pStyle w:val="Heading2"/>
+        <w:pStyle w:val="Heading1"/>
       </w:pPr>
       <w:r>
-        <w:rPr>
-          <w:rFonts w:ascii="Times New Roman" w:hAnsi="Times New Roman"/>
-        </w:rPr>
-        <w:t>Beteiligte und Ausgangslage</w:t>
+        <w:t>2. Auffälligkeiten der übergebenen Fassung</w:t>
+      </w:r>
+    </w:p>
+    <w:p>
+      <w:r>
+        <w:t>Die Tätigkeitsbeschreibung nennt Beratung, Pflanzenpflege, Kassenabschluss und Warenannahme. Nicht genannt sind die seit 2020 ausgeübte Schichteinteilung, die Anleitung zweier Auszubildender, die Freigabe von Reklamationen bis 250 Euro und die saisonale Warenpräsentation. Als Leistungsformel findet sich „Frau Hagedorn erledigte die ihr übertragenen Aufgaben zu unserer Zufriedenheit“. Beim Verhalten werden Vorgesetzte und Kollegen genannt, nicht jedoch Kunden und Auszubildende.</w:t>
+      </w:r>
+    </w:p>
+    <w:p>
+      <w:r>
+        <w:t>Eine Dankes-, Bedauerns- oder Zukunftsformel fehlt. Das Arbeitsverhältnis besteht fort. Die Jahresgesprächsbögen 2022 und 2023 bewerten Fachwissen, Kundenberatung und Zuverlässigkeit jeweils mit vier von fünf Punkten. Im Bogen 2023 ist die Einarbeitung der Auszubildenden ausdrücklich als Stärke vermerkt.</w:t>
       </w:r>
     </w:p>
     <w:p>
       <w:pPr>
-        <w:jc w:val="left"/>
+        <w:pStyle w:val="Heading1"/>
       </w:pPr>
       <w:r>
-        <w:t>Gartenbau Blühendes Leben GmbH, Arbeitnehmerin Melisande Korff, Personalleitung, Betriebsrat und neue Arbeitgeberin. Die Akte beginnt nicht mit einem fertigen Rechtsproblem, sondern mit einem Stapel ungleich sauberer Unterlagen: ein paar Mails, eine Tabelle, ein interner Vermerk, ein Gesprächsprotokoll, teilweise handschriftliche oder fotografierte Notizen und mehrere widersprüchliche Erwartungen der Beteiligten. Gerade deshalb eignet sich der Vorgang gut, um nicht nur abstrakt zu prüfen, sondern die Akte erst einmal in Ordnung zu bringen.</w:t>
+        <w:t>3. Streitiger Hintergrund</w:t>
+      </w:r>
+    </w:p>
+    <w:p>
+      <w:r>
+        <w:t>Die Mandantin vermutet einen Zusammenhang mit einer Kassendifferenz von 74,30 Euro am 12. Februar 2024. Nach einem Kassenupdate fehlte der Betrag im Tagesabschluss; am Folgetag wurde eine doppelt verbuchte Kartenzahlung festgestellt. Eine Abmahnung oder persönliche Belastung der Mandantin erfolgte nicht. In einer weitergeleiteten internen Nachricht bezeichnet Filialleiter Lennart Voß die Sache gleichwohl als „Hagedorn-Kasse“.</w:t>
+      </w:r>
+    </w:p>
+    <w:p>
+      <w:r>
+        <w:t>Am 3. Juni teilte Frau Kruse telefonisch mit, Änderungen seien nur nach Freigabe des Geschäftsführers möglich. Frau Hagedorn hat noch keine Referenzauskunft gestattet. Die mögliche neue Arbeitgeberin kündigte für den 16. Juni eine telefonische Rückfrage an.</w:t>
       </w:r>
     </w:p>
     <w:p>
       <w:pPr>
-        <w:pStyle w:val="Heading2"/>
+        <w:pStyle w:val="Heading1"/>
       </w:pPr>
       <w:r>
-        <w:rPr>
-          <w:rFonts w:ascii="Times New Roman" w:hAnsi="Times New Roman"/>
-        </w:rPr>
-        <w:t>Tatsächlicher Verlauf</w:t>
+        <w:t>4. Übergebene Unterlagen und offene Beschaffung</w:t>
       </w:r>
     </w:p>
     <w:p>
-      <w:pPr>
-        <w:jc w:val="left"/>
-      </w:pPr>
       <w:r>
-        <w:t>Am Montagmorgen liegt zunächst nur eine knappe Nachricht mit der Bitte um schnelle Einschätzung vor. Im Laufe des Vormittags stellt sich heraus, dass mehrere Personen jeweils nur einen Ausschnitt kennen. Eine Person spricht von einer bloßen Formalie, eine andere von einem erheblichen Frist- oder Haftungsrisiko. Die Aktenlage ist lückenhaft, aber nicht leer: Es gibt Rechnungsnummern, Entwurfsfassungen, Screenshots, Kalendernotizen und einzelne Aussagen, die sich gegenseitig nicht vollständig decken.</w:t>
+        <w:t>Vorhanden sind das Zwischenzeugnis als Scan, die Gesprächsbögen 2022 und 2023, die eigene Tätigkeitsliste der Mandantin, zwei E-Mail-Ausdrucke sowie eine Kalendernotiz zum Telefonat vom 3. Juni. Nachzufordern sind die Originalausfertigung, der vollständige Entwurf vom 26. Mai mit Versionshistorie, die vollständige Kassenkorrespondenz einschließlich Anhängen und die aktuell gültige Stellenbeschreibung.</w:t>
       </w:r>
     </w:p>
     <w:p>
-      <w:pPr>
-        <w:jc w:val="left"/>
-      </w:pPr>
       <w:r>
-        <w:t>Am Folgetag wird deutlich, dass die Entscheidung nicht isoliert getroffen werden kann. Ein zunächst freundlich klingendes Zeugnis enthält Brüche, Auslassungen und Leistungsabwertungen; zugleich laufen Vergleich, Resturlaub und Referenzanfragen. Die Mandatsbearbeitung muss deshalb zunächst unterscheiden, was sicher belegt ist, was nur behauptet wird und welche Punkte für die nächste Handlung tatsächlich entscheidend sind.</w:t>
-      </w:r>
-    </w:p>
-    <w:p>
-      <w:pPr>
-        <w:pStyle w:val="Heading2"/>
-      </w:pPr>
-      <w:r>
-        <w:rPr>
-          <w:rFonts w:ascii="Times New Roman" w:hAnsi="Times New Roman"/>
-        </w:rPr>
-        <w:t>Voll ausgeschriebener Sachverhaltsstand</w:t>
-      </w:r>
-    </w:p>
-    <w:p>
-      <w:pPr>
-        <w:pStyle w:val="ListNumber"/>
-      </w:pPr>
-      <w:r>
-        <w:t>Die bisher vorhandenen Unterlagen zeigen, dass mindestens zwei Entscheidungsebenen vermischt wurden: operative Zweckmäßigkeit und rechtliche Zulässigkeit. In den Mails wird wiederholt gefragt, ob man „das nicht einfach so machen“ könne. Juristisch reicht diese Formulierung nicht aus, weil sie weder den Verpflichteten noch den Empfänger, noch die Rechtsfolge präzise bezeichnet.</w:t>
-      </w:r>
-    </w:p>
-    <w:p>
-      <w:pPr>
-        <w:pStyle w:val="ListNumber"/>
-      </w:pPr>
-      <w:r>
-        <w:t>Die Gegenseite beziehungsweise Behörde arbeitet mit einer schärferen Lesart als die Mandantenseite. Sie geht davon aus, dass nicht nur ein einzelner Fehler vorliegt, sondern ein organisatorisches Muster. Das ist für Fristen, Darlegungslast, Verschulden und spätere Vergleichsverhandlungen wichtig.</w:t>
-      </w:r>
-    </w:p>
-    <w:p>
-      <w:pPr>
-        <w:pStyle w:val="ListNumber"/>
-      </w:pPr>
-      <w:r>
-        <w:t>Die Mandantenseite verfügt zwar über einzelne Entlastungstatsachen, hat diese aber bisher nicht in einer beweistauglichen Reihenfolge zusammengestellt. Besonders problematisch ist, dass mehrere Personen erinnern, aber niemand unmittelbar protokolliert hat, wer wann welche Fassung gesehen, freigegeben oder versandt hat.</w:t>
-      </w:r>
-    </w:p>
-    <w:p>
-      <w:pPr>
-        <w:pStyle w:val="ListNumber"/>
-      </w:pPr>
-      <w:r>
-        <w:t>Für die nächste Bearbeitung müssen die Unterlagen nicht nur gelesen, sondern in Arbeitsstränge getrennt werden: Dokumentation, Fristen, Rechtsgrundlage, Kommunikation, Risikoentscheidung, Entwurf der nächsten Erklärung.</w:t>
-      </w:r>
-    </w:p>
-    <w:p>
-      <w:pPr>
-        <w:pStyle w:val="Heading2"/>
-      </w:pPr>
-      <w:r>
-        <w:rPr>
-          <w:rFonts w:ascii="Times New Roman" w:hAnsi="Times New Roman"/>
-        </w:rPr>
-        <w:t>Offene Punkte, die wirklich aufzuklären sind</w:t>
-      </w:r>
-    </w:p>
-    <w:p>
-      <w:pPr>
-        <w:pStyle w:val="ListBullet"/>
-      </w:pPr>
-      <w:r>
-        <w:t>Welche konkrete Handlung soll rechtlich bewertet werden, und welche davon ist nur Hintergrundrauschen?</w:t>
-      </w:r>
-    </w:p>
-    <w:p>
-      <w:pPr>
-        <w:pStyle w:val="ListBullet"/>
-      </w:pPr>
-      <w:r>
-        <w:t>Welche Unterlage belegt die Handlung im Original, nicht nur als spätere Zusammenfassung?</w:t>
-      </w:r>
-    </w:p>
-    <w:p>
-      <w:pPr>
-        <w:pStyle w:val="ListBullet"/>
-      </w:pPr>
-      <w:r>
-        <w:t>Wer war entscheidungsbefugt, wer hat nur zugearbeitet, wer hat lediglich informiert?</w:t>
-      </w:r>
-    </w:p>
-    <w:p>
-      <w:pPr>
-        <w:pStyle w:val="ListBullet"/>
-      </w:pPr>
-      <w:r>
-        <w:t>Welche Frist läuft tatsächlich, und welche Frist wird nur vorsorglich im Raum stehen gelassen?</w:t>
-      </w:r>
-    </w:p>
-    <w:p>
-      <w:pPr>
-        <w:pStyle w:val="ListBullet"/>
-      </w:pPr>
-      <w:r>
-        <w:t>Welche Tatsachen sollte man gegenüber Dritten mitteilen, und welche sollte man erst nach interner Prüfung festlegen?</w:t>
-      </w:r>
-    </w:p>
-    <w:p>
-      <w:pPr>
-        <w:pStyle w:val="Heading2"/>
-      </w:pPr>
-      <w:r>
-        <w:rPr>
-          <w:rFonts w:ascii="Times New Roman" w:hAnsi="Times New Roman"/>
-        </w:rPr>
-        <w:t>Einschlägiger Rechtsrahmen</w:t>
-      </w:r>
-    </w:p>
-    <w:p>
-      <w:pPr>
-        <w:jc w:val="left"/>
-      </w:pPr>
-      <w:r>
-        <w:t>GewO § 109; BGB Nebenpflichten; arbeitsgerichtliches Verfahren; Zeugniswahrheit und Zeugniswohlwollen. Diese Normen sind in der Akte nicht als Zierde genannt, sondern bestimmen, welche Tatsachen fehlen: Vertragsschluss, Zuständigkeit, Zugang, Nachweis, Fristbeginn, Verschulden, Rechtsfolge und mögliche Heilung.</w:t>
+        <w:t>Frau Hagedorn soll bis zur Prüfung keine telefonische Referenzfreigabe erteilen und eingehende Nachrichten unverändert weiterleiten. Eine abschließende Bewertung wurde im Erstgespräch nicht abgegeben.</w:t>
       </w:r>
     </w:p>
     <w:sectPr>
+      <w:footerReference w:type="default" r:id="rId9"/>
       <w:pgSz w:w="11906" w:h="16838"/>
-      <w:pgMar w:top="1417" w:right="1417" w:bottom="1417" w:left="1417" w:header="720" w:footer="720" w:gutter="0"/>
+      <w:pgMar w:top="964" w:right="1191" w:bottom="964" w:left="1191" w:header="720" w:footer="720" w:gutter="0"/>
       <w:cols w:space="720"/>
       <w:docGrid w:linePitch="360"/>
     </w:sectPr>
   </w:body>
 </w:document>
+</file>
+
+<file path=word/footer1.xml><?xml version="1.0" encoding="utf-8"?>
+<w:ftr xmlns:m="http://schemas.openxmlformats.org/officeDocument/2006/math" xmlns:mc="http://schemas.openxmlformats.org/markup-compatibility/2006" xmlns:mo="http://schemas.microsoft.com/office/mac/office/2008/main" xmlns:mv="urn:schemas-microsoft-com:mac:vml" xmlns:o="urn:schemas-microsoft-com:office:office" xmlns:r="http://schemas.openxmlformats.org/officeDocument/2006/relationships" xmlns:v="urn:schemas-microsoft-com:vml" xmlns:w10="urn:schemas-microsoft-com:office:word" xmlns:w14="http://schemas.microsoft.com/office/word/2010/wordml" xmlns:w="http://schemas.openxmlformats.org/wordprocessingml/2006/main" xmlns:wne="http://schemas.microsoft.com/office/word/2006/wordml" xmlns:wp14="http://schemas.microsoft.com/office/word/2010/wordprocessingDrawing" xmlns:wp="http://schemas.openxmlformats.org/drawingml/2006/wordprocessingDrawing" xmlns:wpc="http://schemas.microsoft.com/office/word/2010/wordprocessingCanvas" xmlns:wpg="http://schemas.microsoft.com/office/word/2010/wordprocessingGroup" xmlns:wpi="http://schemas.microsoft.com/office/word/2010/wordprocessingInk" xmlns:wps="http://schemas.microsoft.com/office/word/2010/wordprocessingShape" mc:Ignorable="w14 wp14">
+  <w:p>
+    <w:pPr>
+      <w:pStyle w:val="Footer"/>
+      <w:jc w:val="center"/>
+    </w:pPr>
+    <w:r>
+      <w:rPr>
+        <w:rFonts w:ascii="Arial" w:hAnsi="Arial"/>
+        <w:color w:val="646464"/>
+        <w:sz w:val="16"/>
+      </w:rPr>
+      <w:t>ALBERS &amp; FENNEKER RECHTSANWÄLTE · 26-0618-A</w:t>
+    </w:r>
+  </w:p>
+</w:ftr>
 </file>
 
 <file path=word/numbering.xml><?xml version="1.0" encoding="utf-8"?>
@@ -545,9 +796,12 @@
     <w:name w:val="Normal"/>
     <w:qFormat/>
     <w:rsid w:val="00FC693F"/>
+    <w:pPr>
+      <w:spacing w:after="120" w:line="259" w:lineRule="auto"/>
+    </w:pPr>
     <w:rPr>
-      <w:rFonts w:ascii="Times New Roman" w:hAnsi="Times New Roman"/>
-      <w:sz w:val="22"/>
+      <w:rFonts w:ascii="Arial" w:hAnsi="Arial"/>
+      <w:sz w:val="21"/>
     </w:rPr>
   </w:style>
   <w:style w:type="paragraph" w:styleId="Header">
@@ -609,10 +863,11 @@
       <w:outlineLvl w:val="0"/>
     </w:pPr>
     <w:rPr>
-      <w:rFonts w:asciiTheme="majorHAnsi" w:eastAsiaTheme="majorEastAsia" w:hAnsiTheme="majorHAnsi" w:cstheme="majorBidi" w:ascii="Times New Roman" w:hAnsi="Times New Roman"/>
+      <w:rFonts w:asciiTheme="majorHAnsi" w:eastAsiaTheme="majorEastAsia" w:hAnsiTheme="majorHAnsi" w:cstheme="majorBidi" w:ascii="Arial" w:hAnsi="Arial"/>
       <w:b/>
       <w:bCs/>
-      <w:sz w:val="28"/>
+      <w:color w:val="24364B"/>
+      <w:sz w:val="26"/>
       <w:szCs w:val="28"/>
     </w:rPr>
   </w:style>
@@ -632,10 +887,11 @@
       <w:outlineLvl w:val="1"/>
     </w:pPr>
     <w:rPr>
-      <w:rFonts w:asciiTheme="majorHAnsi" w:eastAsiaTheme="majorEastAsia" w:hAnsiTheme="majorHAnsi" w:cstheme="majorBidi" w:ascii="Times New Roman" w:hAnsi="Times New Roman"/>
+      <w:rFonts w:asciiTheme="majorHAnsi" w:eastAsiaTheme="majorEastAsia" w:hAnsiTheme="majorHAnsi" w:cstheme="majorBidi" w:ascii="Arial" w:hAnsi="Arial"/>
       <w:b/>
       <w:bCs/>
-      <w:sz w:val="24"/>
+      <w:color w:val="385A64"/>
+      <w:sz w:val="22"/>
       <w:szCs w:val="26"/>
     </w:rPr>
   </w:style>
@@ -655,10 +911,10 @@
       <w:outlineLvl w:val="2"/>
     </w:pPr>
     <w:rPr>
-      <w:rFonts w:asciiTheme="majorHAnsi" w:eastAsiaTheme="majorEastAsia" w:hAnsiTheme="majorHAnsi" w:cstheme="majorBidi" w:ascii="Times New Roman" w:hAnsi="Times New Roman"/>
+      <w:rFonts w:asciiTheme="majorHAnsi" w:eastAsiaTheme="majorEastAsia" w:hAnsiTheme="majorHAnsi" w:cstheme="majorBidi"/>
       <w:b/>
       <w:bCs/>
-      <w:sz w:val="22"/>
+      <w:color w:val="4F81BD" w:themeColor="accent1"/>
     </w:rPr>
   </w:style>
   <w:style w:type="paragraph" w:styleId="Heading4">
@@ -896,11 +1152,12 @@
       <w:contextualSpacing/>
     </w:pPr>
     <w:rPr>
-      <w:rFonts w:asciiTheme="majorHAnsi" w:eastAsiaTheme="majorEastAsia" w:hAnsiTheme="majorHAnsi" w:cstheme="majorBidi"/>
-      <w:color w:val="17365D" w:themeColor="text2" w:themeShade="BF"/>
+      <w:rFonts w:asciiTheme="majorHAnsi" w:eastAsiaTheme="majorEastAsia" w:hAnsiTheme="majorHAnsi" w:cstheme="majorBidi" w:ascii="Arial" w:hAnsi="Arial"/>
+      <w:b/>
+      <w:color w:val="24364B"/>
       <w:spacing w:val="5"/>
       <w:kern w:val="28"/>
-      <w:sz w:val="52"/>
+      <w:sz w:val="36"/>
       <w:szCs w:val="52"/>
     </w:rPr>
   </w:style>
